--- a/e1/speaking-listening/docs/task3-in-the-kitchen-questions-and-answers-answers.docx
+++ b/e1/speaking-listening/docs/task3-in-the-kitchen-questions-and-answers-answers.docx
@@ -4,6 +4,7 @@
   <w:body>
     <w:p>
       <w:pPr>
+        <w:spacing w:before="0" w:after="60" w:line="240" w:lineRule="auto"/>
         <w:jc w:val="right"/>
       </w:pPr>
       <w:r>
@@ -43,6 +44,8 @@
     <w:p>
       <w:pPr>
         <w:pStyle w:val="Heading1"/>
+        <w:keepNext/>
+        <w:spacing w:before="840" w:after="40" w:line="240" w:lineRule="auto"/>
       </w:pPr>
       <w:r>
         <w:t xml:space="preserve">In the Kitchen – Questions and Answers</w:t>
@@ -54,20 +57,24 @@
     <w:p>
       <w:pPr>
         <w:pStyle w:val="Heading2"/>
+        <w:keepNext/>
+        <w:spacing w:before="120" w:after="40" w:line="240" w:lineRule="auto"/>
       </w:pPr>
       <w:r>
         <w:t xml:space="preserve">Answer key (teacher only)</w:t>
       </w:r>
     </w:p>
     <w:p>
-      <w:pPr/>
+      <w:pPr>
+        <w:spacing w:before="0" w:after="60" w:line="240" w:lineRule="auto"/>
+      </w:pPr>
       <w:r>
         <w:t xml:space="preserve">1 i · 2 l · 3 g · 4 j · 5 e · 6 m · 7 h · 8 b · 9 c · 10 k · 11 f · 12 d · 13 a</w:t>
       </w:r>
     </w:p>
     <w:sectPr>
       <w:pgSz w:w="11906" w:h="16838"/>
-      <w:pgMar w:top="1440" w:right="1440" w:bottom="1440" w:left="1440" w:header="720" w:footer="720" w:gutter="0"/>
+      <w:pgMar w:top="680" w:right="737" w:bottom="680" w:left="737" w:header="340" w:footer="340" w:gutter="0"/>
     </w:sectPr>
   </w:body>
 </w:document>
